--- a/app_docs/installation_Zygo.docx
+++ b/app_docs/installation_Zygo.docx
@@ -25,6 +25,120 @@
       <w:r>
         <w:t>Document rédigé par Julien VILLEMEJANE / 2025</w:t>
       </w:r>
+    </w:p>
+    <w:p>
+      <w:pPr>
+        <w:rPr>
+          <w:i/>
+          <w:iCs/>
+        </w:rPr>
+      </w:pPr>
+      <w:r>
+        <w:rPr>
+          <w:i/>
+          <w:iCs/>
+        </w:rPr>
+        <w:t xml:space="preserve">Les </w:t>
+      </w:r>
+      <w:r>
+        <w:rPr>
+          <w:b/>
+          <w:bCs/>
+          <w:i/>
+          <w:iCs/>
+        </w:rPr>
+        <w:t>fichiers d’installation</w:t>
+      </w:r>
+      <w:r>
+        <w:rPr>
+          <w:i/>
+          <w:iCs/>
+        </w:rPr>
+        <w:t xml:space="preserve"> sont stockés sur le serveur </w:t>
+      </w:r>
+      <w:proofErr w:type="spellStart"/>
+      <w:r>
+        <w:rPr>
+          <w:i/>
+          <w:iCs/>
+        </w:rPr>
+        <w:t>ownCloud</w:t>
+      </w:r>
+      <w:proofErr w:type="spellEnd"/>
+      <w:r>
+        <w:rPr>
+          <w:i/>
+          <w:iCs/>
+        </w:rPr>
+        <w:t xml:space="preserve"> de l’IOGS : </w:t>
+      </w:r>
+      <w:r>
+        <w:rPr>
+          <w:i/>
+          <w:iCs/>
+        </w:rPr>
+        <w:br/>
+      </w:r>
+      <w:r>
+        <w:rPr>
+          <w:b/>
+          <w:bCs/>
+          <w:i/>
+          <w:iCs/>
+        </w:rPr>
+        <w:t>\</w:t>
+      </w:r>
+      <w:proofErr w:type="spellStart"/>
+      <w:r>
+        <w:rPr>
+          <w:b/>
+          <w:bCs/>
+          <w:i/>
+          <w:iCs/>
+        </w:rPr>
+        <w:t>ownCloud</w:t>
+      </w:r>
+      <w:proofErr w:type="spellEnd"/>
+      <w:r>
+        <w:rPr>
+          <w:b/>
+          <w:bCs/>
+          <w:i/>
+          <w:iCs/>
+        </w:rPr>
+        <w:t>\</w:t>
+      </w:r>
+      <w:proofErr w:type="spellStart"/>
+      <w:r>
+        <w:rPr>
+          <w:b/>
+          <w:bCs/>
+          <w:i/>
+          <w:iCs/>
+        </w:rPr>
+        <w:t>LEnsE</w:t>
+      </w:r>
+      <w:proofErr w:type="spellEnd"/>
+      <w:r>
+        <w:rPr>
+          <w:b/>
+          <w:bCs/>
+          <w:i/>
+          <w:iCs/>
+        </w:rPr>
+        <w:t>-Commun\_Logiciels\</w:t>
+      </w:r>
+      <w:proofErr w:type="spellStart"/>
+      <w:r>
+        <w:rPr>
+          <w:b/>
+          <w:bCs/>
+          <w:i/>
+          <w:iCs/>
+        </w:rPr>
+        <w:t>Zygo</w:t>
+      </w:r>
+      <w:proofErr w:type="spellEnd"/>
     </w:p>
     <w:p>
       <w:pPr>
@@ -745,6 +859,9 @@
       </w:r>
     </w:p>
     <w:p>
+      <w:pPr>
+        <w:jc w:val="both"/>
+      </w:pPr>
       <w:r>
         <w:t xml:space="preserve">Pour les installer, ouvrir un </w:t>
       </w:r>
@@ -977,6 +1094,20 @@
         <w:t xml:space="preserve"> ZIP</w:t>
       </w:r>
       <w:r>
+        <w:rPr>
+          <w:b/>
+          <w:bCs/>
+        </w:rPr>
+        <w:t xml:space="preserve"> </w:t>
+      </w:r>
+      <w:r>
+        <w:rPr>
+          <w:i/>
+          <w:iCs/>
+        </w:rPr>
+        <w:t>(~230 Mo)</w:t>
+      </w:r>
+      <w:r>
         <w:t>.</w:t>
       </w:r>
     </w:p>
@@ -1038,11 +1169,17 @@
     </w:p>
     <w:p/>
     <w:p>
+      <w:pPr>
+        <w:jc w:val="both"/>
+      </w:pPr>
       <w:r>
         <w:t>Stocker le fichier sur le disque dur de l’ordinateur.</w:t>
       </w:r>
     </w:p>
     <w:p>
+      <w:pPr>
+        <w:jc w:val="both"/>
+      </w:pPr>
       <w:r>
         <w:t>Désarchiver le fichier ZIP récupéré.</w:t>
       </w:r>
@@ -1052,6 +1189,7 @@
     </w:p>
     <w:p>
       <w:pPr>
+        <w:jc w:val="both"/>
         <w:rPr>
           <w:b/>
           <w:bCs/>
@@ -1061,31 +1199,150 @@
         <w:t>Dans le</w:t>
       </w:r>
       <w:r>
-        <w:t xml:space="preserve"> répertoire décompressé, vous trouverez un fichier </w:t>
-      </w:r>
-      <w:r>
-        <w:rPr>
-          <w:b/>
-          <w:bCs/>
-        </w:rPr>
-        <w:t>Start_OCT.bat</w:t>
-      </w:r>
-    </w:p>
-    <w:p>
+        <w:t xml:space="preserve"> répertoire décompressé, vous trouverez </w:t>
+      </w:r>
+      <w:r>
+        <w:t>deux</w:t>
+      </w:r>
+      <w:r>
+        <w:t xml:space="preserve"> fichier</w:t>
+      </w:r>
+      <w:r>
+        <w:t>s</w:t>
+      </w:r>
+      <w:r>
+        <w:t xml:space="preserve"> </w:t>
+      </w:r>
+      <w:r>
+        <w:rPr>
+          <w:b/>
+          <w:bCs/>
+        </w:rPr>
+        <w:t>Start_</w:t>
+      </w:r>
+      <w:r>
+        <w:rPr>
+          <w:b/>
+          <w:bCs/>
+        </w:rPr>
+        <w:t>ZYGO_1A</w:t>
+      </w:r>
+      <w:r>
+        <w:rPr>
+          <w:b/>
+          <w:bCs/>
+        </w:rPr>
+        <w:t>.bat</w:t>
+      </w:r>
+      <w:r>
+        <w:rPr>
+          <w:b/>
+          <w:bCs/>
+        </w:rPr>
+        <w:t xml:space="preserve"> </w:t>
+      </w:r>
+      <w:r>
+        <w:t>et</w:t>
+      </w:r>
+      <w:r>
+        <w:rPr>
+          <w:b/>
+          <w:bCs/>
+        </w:rPr>
+        <w:t xml:space="preserve"> </w:t>
+      </w:r>
+      <w:r>
+        <w:rPr>
+          <w:b/>
+          <w:bCs/>
+        </w:rPr>
+        <w:t>Start_</w:t>
+      </w:r>
+      <w:r>
+        <w:rPr>
+          <w:b/>
+          <w:bCs/>
+        </w:rPr>
+        <w:t>ZYGO_</w:t>
+      </w:r>
+      <w:r>
+        <w:rPr>
+          <w:b/>
+          <w:bCs/>
+        </w:rPr>
+        <w:t>2</w:t>
+      </w:r>
+      <w:r>
+        <w:rPr>
+          <w:b/>
+          <w:bCs/>
+        </w:rPr>
+        <w:t>A</w:t>
+      </w:r>
+      <w:r>
+        <w:rPr>
+          <w:b/>
+          <w:bCs/>
+        </w:rPr>
+        <w:t>.bat</w:t>
+      </w:r>
+      <w:r>
+        <w:rPr>
+          <w:b/>
+          <w:bCs/>
+        </w:rPr>
+        <w:t xml:space="preserve">  </w:t>
+      </w:r>
+    </w:p>
+    <w:p>
+      <w:pPr>
+        <w:jc w:val="both"/>
+      </w:pPr>
       <w:r>
         <w:t>En doub</w:t>
       </w:r>
       <w:r>
-        <w:t>le-cliquant dessus, l’interface doit s’ouvrir.</w:t>
-      </w:r>
-    </w:p>
-    <w:p/>
-    <w:p>
+        <w:t xml:space="preserve">le-cliquant </w:t>
+      </w:r>
+      <w:r>
+        <w:t>sur l’un d’entre eux</w:t>
+      </w:r>
+      <w:r>
+        <w:t>, l’interface doit s’ouvrir</w:t>
+      </w:r>
+      <w:r>
+        <w:t xml:space="preserve"> (en mode 1A – uniquement contrôles interférométriques – ou 2A – avec analyse des aberrations)</w:t>
+      </w:r>
+      <w:r>
+        <w:t>.</w:t>
+      </w:r>
+    </w:p>
+    <w:p>
+      <w:pPr>
+        <w:jc w:val="both"/>
+      </w:pPr>
+    </w:p>
+    <w:p>
+      <w:pPr>
+        <w:jc w:val="both"/>
+      </w:pPr>
       <w:r>
         <w:t>Faire</w:t>
       </w:r>
       <w:r>
-        <w:t xml:space="preserve"> un raccourci sur le bureau de ce fichier de démarrage.</w:t>
+        <w:t xml:space="preserve"> un raccourci sur le bureau de ce</w:t>
+      </w:r>
+      <w:r>
+        <w:t>s</w:t>
+      </w:r>
+      <w:r>
+        <w:t xml:space="preserve"> fichier</w:t>
+      </w:r>
+      <w:r>
+        <w:t>s BAT</w:t>
+      </w:r>
+      <w:r>
+        <w:t xml:space="preserve"> de démarrage.</w:t>
       </w:r>
     </w:p>
     <w:sectPr>
